--- a/docs/relatorio-etapa2.docx
+++ b/docs/relatorio-etapa2.docx
@@ -4088,14 +4088,246 @@
         <w:spacing w:after="140" w:before="80"/>
       </w:pPr>
       <w:r>
-        <w:rPr>
-          <w:rFonts w:ascii="Arial" w:cs="Arial" w:eastAsia="Arial" w:hAnsi="Arial"/>
+        <w:t>A base limpa foi recriada no MySQL Workbench 8.0.46 (Local instance MySQL80): 01_ddl.sql, 02_carga.sql e 03_consultas.sql executaram sem erro. A carga-base confirmou pessoa=89, evento=40, atividade=80, sessao_atividade=100, inscricao_atividade=208 e certificado=40 (Figura de evidência abaixo). As 15 consultas foram executadas. Depois, 08_carga_volume.sql foi aplicado para os estudos B4; por isso, os COUNT(*) posteriores refletem a carga sintética ampliada.</w:t>
+      </w:r>
+    </w:p>
+    <w:p>
+      <w:pPr>
+        <w:keepNext/>
+      </w:pPr>
+      <w:r>
+        <w:rPr>
           <w:b/>
-          <w:bCs/>
-          <w:sz w:val="20"/>
-          <w:szCs w:val="20"/>
-        </w:rPr>
-        <w:t>A COMPLETAR: executar 01_ddl.sql, 02_carga.sql e 03_consultas.sql numa base limpa e conferir se as contagens acima batem. Os prints das Figuras 3 a 5 foram tirados com a carga anterior e devem ser refeitos.</w:t>
+        </w:rPr>
+        <w:t>Evidências adicionais do MySQL Workbench</w:t>
+      </w:r>
+    </w:p>
+    <w:p>
+      <w:pPr>
+        <w:keepNext/>
+        <w:jc w:val="center"/>
+      </w:pPr>
+      <w:r>
+        <w:rPr>
+          <w:b w:val="0"/>
+        </w:rPr>
+      </w:r>
+      <w:r>
+        <w:drawing>
+          <wp:inline xmlns:a="http://schemas.openxmlformats.org/drawingml/2006/main" xmlns:pic="http://schemas.openxmlformats.org/drawingml/2006/picture">
+            <wp:extent cx="5623560" cy="3285942"/>
+            <wp:docPr id="2" name="Picture 2"/>
+            <wp:cNvGraphicFramePr>
+              <a:graphicFrameLocks noChangeAspect="1"/>
+            </wp:cNvGraphicFramePr>
+            <a:graphic>
+              <a:graphicData uri="http://schemas.openxmlformats.org/drawingml/2006/picture">
+                <pic:pic>
+                  <pic:nvPicPr>
+                    <pic:cNvPr id="0" name="45_workbench_carga_base.png"/>
+                    <pic:cNvPicPr/>
+                  </pic:nvPicPr>
+                  <pic:blipFill>
+                    <a:blip r:embed="rId50"/>
+                    <a:stretch>
+                      <a:fillRect/>
+                    </a:stretch>
+                  </pic:blipFill>
+                  <pic:spPr>
+                    <a:xfrm>
+                      <a:off x="0" y="0"/>
+                      <a:ext cx="5623560" cy="3285942"/>
+                    </a:xfrm>
+                    <a:prstGeom prst="rect"/>
+                  </pic:spPr>
+                </pic:pic>
+              </a:graphicData>
+            </a:graphic>
+          </wp:inline>
+        </w:drawing>
+      </w:r>
+    </w:p>
+    <w:p>
+      <w:pPr>
+        <w:keepNext w:val="0"/>
+        <w:jc w:val="center"/>
+      </w:pPr>
+      <w:r>
+        <w:rPr>
+          <w:b w:val="0"/>
+        </w:rPr>
+        <w:t>Carga-base e contagens após 01_ddl.sql e 02_carga.sql.</w:t>
+      </w:r>
+    </w:p>
+    <w:p>
+      <w:pPr>
+        <w:keepNext/>
+        <w:jc w:val="center"/>
+      </w:pPr>
+      <w:r>
+        <w:rPr>
+          <w:b w:val="0"/>
+        </w:rPr>
+      </w:r>
+      <w:r>
+        <w:drawing>
+          <wp:inline xmlns:a="http://schemas.openxmlformats.org/drawingml/2006/main" xmlns:pic="http://schemas.openxmlformats.org/drawingml/2006/picture">
+            <wp:extent cx="5623560" cy="3285942"/>
+            <wp:docPr id="3" name="Picture 3"/>
+            <wp:cNvGraphicFramePr>
+              <a:graphicFrameLocks noChangeAspect="1"/>
+            </wp:cNvGraphicFramePr>
+            <a:graphic>
+              <a:graphicData uri="http://schemas.openxmlformats.org/drawingml/2006/picture">
+                <pic:pic>
+                  <pic:nvPicPr>
+                    <pic:cNvPr id="0" name="55_workbench_contagens_exatas.png"/>
+                    <pic:cNvPicPr/>
+                  </pic:nvPicPr>
+                  <pic:blipFill>
+                    <a:blip r:embed="rId51"/>
+                    <a:stretch>
+                      <a:fillRect/>
+                    </a:stretch>
+                  </pic:blipFill>
+                  <pic:spPr>
+                    <a:xfrm>
+                      <a:off x="0" y="0"/>
+                      <a:ext cx="5623560" cy="3285942"/>
+                    </a:xfrm>
+                    <a:prstGeom prst="rect"/>
+                  </pic:spPr>
+                </pic:pic>
+              </a:graphicData>
+            </a:graphic>
+          </wp:inline>
+        </w:drawing>
+      </w:r>
+    </w:p>
+    <w:p>
+      <w:pPr>
+        <w:keepNext w:val="0"/>
+        <w:jc w:val="center"/>
+      </w:pPr>
+      <w:r>
+        <w:rPr>
+          <w:b w:val="0"/>
+        </w:rPr>
+        <w:t>Contagens exatas após a carga volumosa, consultadas com COUNT(*).</w:t>
+      </w:r>
+    </w:p>
+    <w:p>
+      <w:pPr>
+        <w:keepNext/>
+        <w:jc w:val="center"/>
+      </w:pPr>
+      <w:r>
+        <w:rPr>
+          <w:b w:val="0"/>
+        </w:rPr>
+      </w:r>
+      <w:r>
+        <w:drawing>
+          <wp:inline xmlns:a="http://schemas.openxmlformats.org/drawingml/2006/main" xmlns:pic="http://schemas.openxmlformats.org/drawingml/2006/picture">
+            <wp:extent cx="5623560" cy="3285942"/>
+            <wp:docPr id="4" name="Picture 4"/>
+            <wp:cNvGraphicFramePr>
+              <a:graphicFrameLocks noChangeAspect="1"/>
+            </wp:cNvGraphicFramePr>
+            <a:graphic>
+              <a:graphicData uri="http://schemas.openxmlformats.org/drawingml/2006/picture">
+                <pic:pic>
+                  <pic:nvPicPr>
+                    <pic:cNvPr id="0" name="54_workbench_verificacao_regras.png"/>
+                    <pic:cNvPicPr/>
+                  </pic:nvPicPr>
+                  <pic:blipFill>
+                    <a:blip r:embed="rId52"/>
+                    <a:stretch>
+                      <a:fillRect/>
+                    </a:stretch>
+                  </pic:blipFill>
+                  <pic:spPr>
+                    <a:xfrm>
+                      <a:off x="0" y="0"/>
+                      <a:ext cx="5623560" cy="3285942"/>
+                    </a:xfrm>
+                    <a:prstGeom prst="rect"/>
+                  </pic:spPr>
+                </pic:pic>
+              </a:graphicData>
+            </a:graphic>
+          </wp:inline>
+        </w:drawing>
+      </w:r>
+    </w:p>
+    <w:p>
+      <w:pPr>
+        <w:keepNext w:val="0"/>
+        <w:jc w:val="center"/>
+      </w:pPr>
+      <w:r>
+        <w:rPr>
+          <w:b w:val="0"/>
+        </w:rPr>
+        <w:t>Execução de 10_verificacao_regras.sql; ver a pendência RN24 quantificada na imagem seguinte.</w:t>
+      </w:r>
+    </w:p>
+    <w:p>
+      <w:pPr>
+        <w:keepNext/>
+        <w:jc w:val="center"/>
+      </w:pPr>
+      <w:r>
+        <w:rPr>
+          <w:b w:val="0"/>
+        </w:rPr>
+      </w:r>
+      <w:r>
+        <w:drawing>
+          <wp:inline xmlns:a="http://schemas.openxmlformats.org/drawingml/2006/main" xmlns:pic="http://schemas.openxmlformats.org/drawingml/2006/picture">
+            <wp:extent cx="5623560" cy="3285942"/>
+            <wp:docPr id="5" name="Picture 5"/>
+            <wp:cNvGraphicFramePr>
+              <a:graphicFrameLocks noChangeAspect="1"/>
+            </wp:cNvGraphicFramePr>
+            <a:graphic>
+              <a:graphicData uri="http://schemas.openxmlformats.org/drawingml/2006/picture">
+                <pic:pic>
+                  <pic:nvPicPr>
+                    <pic:cNvPr id="0" name="57_workbench_rn24_count.png"/>
+                    <pic:cNvPicPr/>
+                  </pic:nvPicPr>
+                  <pic:blipFill>
+                    <a:blip r:embed="rId53"/>
+                    <a:stretch>
+                      <a:fillRect/>
+                    </a:stretch>
+                  </pic:blipFill>
+                  <pic:spPr>
+                    <a:xfrm>
+                      <a:off x="0" y="0"/>
+                      <a:ext cx="5623560" cy="3285942"/>
+                    </a:xfrm>
+                    <a:prstGeom prst="rect"/>
+                  </pic:spPr>
+                </pic:pic>
+              </a:graphicData>
+            </a:graphic>
+          </wp:inline>
+        </w:drawing>
+      </w:r>
+    </w:p>
+    <w:p>
+      <w:pPr>
+        <w:keepNext w:val="0"/>
+        <w:jc w:val="center"/>
+      </w:pPr>
+      <w:r>
+        <w:rPr>
+          <w:b w:val="0"/>
+        </w:rPr>
+        <w:t>RN24: contagem exata de 2.000 eventos sintéticos sem responsável principal.</w:t>
       </w:r>
     </w:p>
     <w:p>
@@ -6205,12 +6437,7 @@
         <w:jc w:val="both"/>
       </w:pPr>
       <w:r>
-        <w:rPr>
-          <w:rFonts w:ascii="Arial" w:cs="Arial" w:eastAsia="Arial" w:hAnsi="Arial"/>
-          <w:sz w:val="21"/>
-          <w:szCs w:val="21"/>
-        </w:rPr>
-        <w:t xml:space="preserve">Foram estudadas três consultas críticas com EXPLAIN ANALYZE antes e depois da criação de um índice (sql/07_estudo_indices.sql), usando carga sintética em volume (sql/08_carga_volume.sql, cerca de 120 mil inscrições, 50 mil pessoas, 6 mil atividades e 6 mil sessões) em um banco separado, eventos_academicos_teste.</w:t>
+        <w:t>Foram estudadas três consultas críticas com EXPLAIN ANALYZE antes e depois dos índices de sql/07_estudo_indices.sql, após executar sql/08_carga_volume.sql no schema eventos_academicos. COUNT(*) no Workbench: pessoa=50.089, evento=2.040, atividade=6.080, sessao_atividade=6.100 e inscricao_atividade=120.208. A carga permaneceu no mesmo schema usado pelo projeto; não foi criado eventos_academicos_teste.</w:t>
       </w:r>
     </w:p>
     <w:tbl>
@@ -6742,22 +6969,539 @@
         <w:spacing w:after="140" w:before="80"/>
       </w:pPr>
       <w:r>
-        <w:rPr>
-          <w:rFonts w:ascii="Arial" w:cs="Arial" w:eastAsia="Arial" w:hAnsi="Arial"/>
+        <w:t>Execução real em 31/10/2026 no MySQL Workbench 8.0.46. A carga volumosa e os três estudos de EXPLAIN ANALYZE foram executados; as capturas seguintes mostram os planos antes/depois e o contraexemplo. A tabela resume o acesso observado e o volume exato por COUNT(*). Os tempos de referência permanecem identificados como referência; não preenchi medianas numéricas do grupo porque as imagens comprovam os planos e a execução, mas não registram de forma legível todas as três medições por estudo. O índice composto do estudo 3 foi mantido por ser necessário à chave estrangeira de sessao_atividade; o script original mediu antes/depois antes da tentativa de repetição.</w:t>
+      </w:r>
+    </w:p>
+    <w:p>
+      <w:r>
+        <w:rPr>
+          <w:b w:val="0"/>
+        </w:rPr>
+        <w:t>Verificação de regras: seis consultas retornaram zero linhas. A RN24 encontrou 2.000 eventos sem organizador responsável principal; a carga sintética de volume não cria registros correspondentes em organizacao_evento. A lista do Workbench é limitada a 1.000 linhas, então a contagem foi confirmada em consulta separada. Essa pendência está registrada como resultado do teste, sem alteração da carga.</w:t>
+      </w:r>
+    </w:p>
+    <w:p>
+      <w:pPr>
+        <w:keepNext/>
+      </w:pPr>
+      <w:r>
+        <w:rPr>
           <w:b/>
-          <w:bCs/>
-          <w:sz w:val="20"/>
-          <w:szCs w:val="20"/>
-        </w:rPr>
-        <w:t xml:space="preserve">A COMPLETAR: </w:t>
-      </w:r>
-      <w:r>
-        <w:rPr>
-          <w:rFonts w:ascii="Arial" w:cs="Arial" w:eastAsia="Arial" w:hAnsi="Arial"/>
-          <w:sz w:val="20"/>
-          <w:szCs w:val="20"/>
-        </w:rPr>
-        <w:t xml:space="preserve">rodar sql/08_carga_volume.sql e depois sql/07_estudo_indices.sql no MySQL do grupo (o print 43 mostrou o banco de teste ainda com 80 pessoas e 264 inscrições, e o EXPLAIN “antes” mostrou rows=0, então ainda não houve medição válida). Preencher a coluna “Grupo” com a mediana de 3 execuções, informar o volume real e anexar os prints de EXPLAIN antes/depois dos 3 estudos.</w:t>
+        </w:rPr>
+        <w:t>Capturas reais dos planos e da carga volumosa</w:t>
+      </w:r>
+    </w:p>
+    <w:p>
+      <w:pPr>
+        <w:keepNext/>
+        <w:jc w:val="center"/>
+      </w:pPr>
+      <w:r>
+        <w:rPr>
+          <w:b w:val="0"/>
+        </w:rPr>
+      </w:r>
+      <w:r>
+        <w:drawing>
+          <wp:inline xmlns:a="http://schemas.openxmlformats.org/drawingml/2006/main" xmlns:pic="http://schemas.openxmlformats.org/drawingml/2006/picture">
+            <wp:extent cx="5623560" cy="3285942"/>
+            <wp:docPr id="6" name="Picture 6"/>
+            <wp:cNvGraphicFramePr>
+              <a:graphicFrameLocks noChangeAspect="1"/>
+            </wp:cNvGraphicFramePr>
+            <a:graphic>
+              <a:graphicData uri="http://schemas.openxmlformats.org/drawingml/2006/picture">
+                <pic:pic>
+                  <pic:nvPicPr>
+                    <pic:cNvPr id="0" name="46_workbench_volume.png"/>
+                    <pic:cNvPicPr/>
+                  </pic:nvPicPr>
+                  <pic:blipFill>
+                    <a:blip r:embed="rId54"/>
+                    <a:stretch>
+                      <a:fillRect/>
+                    </a:stretch>
+                  </pic:blipFill>
+                  <pic:spPr>
+                    <a:xfrm>
+                      <a:off x="0" y="0"/>
+                      <a:ext cx="5623560" cy="3285942"/>
+                    </a:xfrm>
+                    <a:prstGeom prst="rect"/>
+                  </pic:spPr>
+                </pic:pic>
+              </a:graphicData>
+            </a:graphic>
+          </wp:inline>
+        </w:drawing>
+      </w:r>
+    </w:p>
+    <w:p>
+      <w:pPr>
+        <w:keepNext w:val="0"/>
+        <w:jc w:val="center"/>
+      </w:pPr>
+      <w:r>
+        <w:rPr>
+          <w:b w:val="0"/>
+        </w:rPr>
+        <w:t>Carga sintética em volume executada no Workbench.</w:t>
+      </w:r>
+    </w:p>
+    <w:p>
+      <w:pPr>
+        <w:keepNext/>
+        <w:jc w:val="center"/>
+      </w:pPr>
+      <w:r>
+        <w:rPr>
+          <w:b w:val="0"/>
+        </w:rPr>
+      </w:r>
+      <w:r>
+        <w:drawing>
+          <wp:inline xmlns:a="http://schemas.openxmlformats.org/drawingml/2006/main" xmlns:pic="http://schemas.openxmlformats.org/drawingml/2006/picture">
+            <wp:extent cx="5623560" cy="3285942"/>
+            <wp:docPr id="7" name="Picture 7"/>
+            <wp:cNvGraphicFramePr>
+              <a:graphicFrameLocks noChangeAspect="1"/>
+            </wp:cNvGraphicFramePr>
+            <a:graphic>
+              <a:graphicData uri="http://schemas.openxmlformats.org/drawingml/2006/picture">
+                <pic:pic>
+                  <pic:nvPicPr>
+                    <pic:cNvPr id="0" name="47_explain_study1_before.png"/>
+                    <pic:cNvPicPr/>
+                  </pic:nvPicPr>
+                  <pic:blipFill>
+                    <a:blip r:embed="rId55"/>
+                    <a:stretch>
+                      <a:fillRect/>
+                    </a:stretch>
+                  </pic:blipFill>
+                  <pic:spPr>
+                    <a:xfrm>
+                      <a:off x="0" y="0"/>
+                      <a:ext cx="5623560" cy="3285942"/>
+                    </a:xfrm>
+                    <a:prstGeom prst="rect"/>
+                  </pic:spPr>
+                </pic:pic>
+              </a:graphicData>
+            </a:graphic>
+          </wp:inline>
+        </w:drawing>
+      </w:r>
+    </w:p>
+    <w:p>
+      <w:pPr>
+        <w:keepNext w:val="0"/>
+        <w:jc w:val="center"/>
+      </w:pPr>
+      <w:r>
+        <w:rPr>
+          <w:b w:val="0"/>
+        </w:rPr>
+        <w:t>Estudo 1 — antes do índice idx_inscricao_data.</w:t>
+      </w:r>
+    </w:p>
+    <w:p>
+      <w:pPr>
+        <w:keepNext/>
+        <w:jc w:val="center"/>
+      </w:pPr>
+      <w:r>
+        <w:rPr>
+          <w:b w:val="0"/>
+        </w:rPr>
+      </w:r>
+      <w:r>
+        <w:drawing>
+          <wp:inline xmlns:a="http://schemas.openxmlformats.org/drawingml/2006/main" xmlns:pic="http://schemas.openxmlformats.org/drawingml/2006/picture">
+            <wp:extent cx="5623560" cy="3285942"/>
+            <wp:docPr id="8" name="Picture 8"/>
+            <wp:cNvGraphicFramePr>
+              <a:graphicFrameLocks noChangeAspect="1"/>
+            </wp:cNvGraphicFramePr>
+            <a:graphic>
+              <a:graphicData uri="http://schemas.openxmlformats.org/drawingml/2006/picture">
+                <pic:pic>
+                  <pic:nvPicPr>
+                    <pic:cNvPr id="0" name="48_explain_study1_after.png"/>
+                    <pic:cNvPicPr/>
+                  </pic:nvPicPr>
+                  <pic:blipFill>
+                    <a:blip r:embed="rId56"/>
+                    <a:stretch>
+                      <a:fillRect/>
+                    </a:stretch>
+                  </pic:blipFill>
+                  <pic:spPr>
+                    <a:xfrm>
+                      <a:off x="0" y="0"/>
+                      <a:ext cx="5623560" cy="3285942"/>
+                    </a:xfrm>
+                    <a:prstGeom prst="rect"/>
+                  </pic:spPr>
+                </pic:pic>
+              </a:graphicData>
+            </a:graphic>
+          </wp:inline>
+        </w:drawing>
+      </w:r>
+    </w:p>
+    <w:p>
+      <w:pPr>
+        <w:keepNext w:val="0"/>
+        <w:jc w:val="center"/>
+      </w:pPr>
+      <w:r>
+        <w:rPr>
+          <w:b w:val="0"/>
+        </w:rPr>
+        <w:t>Estudo 1 — depois do índice idx_inscricao_data.</w:t>
+      </w:r>
+    </w:p>
+    <w:p>
+      <w:pPr>
+        <w:keepNext/>
+        <w:jc w:val="center"/>
+      </w:pPr>
+      <w:r>
+        <w:rPr>
+          <w:b w:val="0"/>
+        </w:rPr>
+      </w:r>
+      <w:r>
+        <w:drawing>
+          <wp:inline xmlns:a="http://schemas.openxmlformats.org/drawingml/2006/main" xmlns:pic="http://schemas.openxmlformats.org/drawingml/2006/picture">
+            <wp:extent cx="5623560" cy="3285942"/>
+            <wp:docPr id="9" name="Picture 9"/>
+            <wp:cNvGraphicFramePr>
+              <a:graphicFrameLocks noChangeAspect="1"/>
+            </wp:cNvGraphicFramePr>
+            <a:graphic>
+              <a:graphicData uri="http://schemas.openxmlformats.org/drawingml/2006/picture">
+                <pic:pic>
+                  <pic:nvPicPr>
+                    <pic:cNvPr id="0" name="49_explain_study2_before.png"/>
+                    <pic:cNvPicPr/>
+                  </pic:nvPicPr>
+                  <pic:blipFill>
+                    <a:blip r:embed="rId57"/>
+                    <a:stretch>
+                      <a:fillRect/>
+                    </a:stretch>
+                  </pic:blipFill>
+                  <pic:spPr>
+                    <a:xfrm>
+                      <a:off x="0" y="0"/>
+                      <a:ext cx="5623560" cy="3285942"/>
+                    </a:xfrm>
+                    <a:prstGeom prst="rect"/>
+                  </pic:spPr>
+                </pic:pic>
+              </a:graphicData>
+            </a:graphic>
+          </wp:inline>
+        </w:drawing>
+      </w:r>
+    </w:p>
+    <w:p>
+      <w:pPr>
+        <w:keepNext w:val="0"/>
+        <w:jc w:val="center"/>
+      </w:pPr>
+      <w:r>
+        <w:rPr>
+          <w:b w:val="0"/>
+        </w:rPr>
+        <w:t>Estudo 2 — antes do índice idx_pessoa_nome.</w:t>
+      </w:r>
+    </w:p>
+    <w:p>
+      <w:pPr>
+        <w:keepNext/>
+        <w:jc w:val="center"/>
+      </w:pPr>
+      <w:r>
+        <w:rPr>
+          <w:b w:val="0"/>
+        </w:rPr>
+      </w:r>
+      <w:r>
+        <w:drawing>
+          <wp:inline xmlns:a="http://schemas.openxmlformats.org/drawingml/2006/main" xmlns:pic="http://schemas.openxmlformats.org/drawingml/2006/picture">
+            <wp:extent cx="5623560" cy="3285942"/>
+            <wp:docPr id="10" name="Picture 10"/>
+            <wp:cNvGraphicFramePr>
+              <a:graphicFrameLocks noChangeAspect="1"/>
+            </wp:cNvGraphicFramePr>
+            <a:graphic>
+              <a:graphicData uri="http://schemas.openxmlformats.org/drawingml/2006/picture">
+                <pic:pic>
+                  <pic:nvPicPr>
+                    <pic:cNvPr id="0" name="50_explain_study2_after.png"/>
+                    <pic:cNvPicPr/>
+                  </pic:nvPicPr>
+                  <pic:blipFill>
+                    <a:blip r:embed="rId58"/>
+                    <a:stretch>
+                      <a:fillRect/>
+                    </a:stretch>
+                  </pic:blipFill>
+                  <pic:spPr>
+                    <a:xfrm>
+                      <a:off x="0" y="0"/>
+                      <a:ext cx="5623560" cy="3285942"/>
+                    </a:xfrm>
+                    <a:prstGeom prst="rect"/>
+                  </pic:spPr>
+                </pic:pic>
+              </a:graphicData>
+            </a:graphic>
+          </wp:inline>
+        </w:drawing>
+      </w:r>
+    </w:p>
+    <w:p>
+      <w:pPr>
+        <w:keepNext w:val="0"/>
+        <w:jc w:val="center"/>
+      </w:pPr>
+      <w:r>
+        <w:rPr>
+          <w:b w:val="0"/>
+        </w:rPr>
+        <w:t>Estudo 2 — depois do índice idx_pessoa_nome.</w:t>
+      </w:r>
+    </w:p>
+    <w:p>
+      <w:pPr>
+        <w:keepNext/>
+        <w:jc w:val="center"/>
+      </w:pPr>
+      <w:r>
+        <w:rPr>
+          <w:b w:val="0"/>
+        </w:rPr>
+      </w:r>
+      <w:r>
+        <w:drawing>
+          <wp:inline xmlns:a="http://schemas.openxmlformats.org/drawingml/2006/main" xmlns:pic="http://schemas.openxmlformats.org/drawingml/2006/picture">
+            <wp:extent cx="5623560" cy="3285942"/>
+            <wp:docPr id="11" name="Picture 11"/>
+            <wp:cNvGraphicFramePr>
+              <a:graphicFrameLocks noChangeAspect="1"/>
+            </wp:cNvGraphicFramePr>
+            <a:graphic>
+              <a:graphicData uri="http://schemas.openxmlformats.org/drawingml/2006/picture">
+                <pic:pic>
+                  <pic:nvPicPr>
+                    <pic:cNvPr id="0" name="51_explain_like_counterexample.png"/>
+                    <pic:cNvPicPr/>
+                  </pic:nvPicPr>
+                  <pic:blipFill>
+                    <a:blip r:embed="rId59"/>
+                    <a:stretch>
+                      <a:fillRect/>
+                    </a:stretch>
+                  </pic:blipFill>
+                  <pic:spPr>
+                    <a:xfrm>
+                      <a:off x="0" y="0"/>
+                      <a:ext cx="5623560" cy="3285942"/>
+                    </a:xfrm>
+                    <a:prstGeom prst="rect"/>
+                  </pic:spPr>
+                </pic:pic>
+              </a:graphicData>
+            </a:graphic>
+          </wp:inline>
+        </w:drawing>
+      </w:r>
+    </w:p>
+    <w:p>
+      <w:pPr>
+        <w:keepNext w:val="0"/>
+        <w:jc w:val="center"/>
+      </w:pPr>
+      <w:r>
+        <w:rPr>
+          <w:b w:val="0"/>
+        </w:rPr>
+        <w:t>Contraexemplo: LIKE '%Souza%' com curinga inicial.</w:t>
+      </w:r>
+    </w:p>
+    <w:p>
+      <w:pPr>
+        <w:keepNext/>
+        <w:jc w:val="center"/>
+      </w:pPr>
+      <w:r>
+        <w:rPr>
+          <w:b w:val="0"/>
+        </w:rPr>
+      </w:r>
+      <w:r>
+        <w:drawing>
+          <wp:inline xmlns:a="http://schemas.openxmlformats.org/drawingml/2006/main" xmlns:pic="http://schemas.openxmlformats.org/drawingml/2006/picture">
+            <wp:extent cx="5623560" cy="3285942"/>
+            <wp:docPr id="12" name="Picture 12"/>
+            <wp:cNvGraphicFramePr>
+              <a:graphicFrameLocks noChangeAspect="1"/>
+            </wp:cNvGraphicFramePr>
+            <a:graphic>
+              <a:graphicData uri="http://schemas.openxmlformats.org/drawingml/2006/picture">
+                <pic:pic>
+                  <pic:nvPicPr>
+                    <pic:cNvPr id="0" name="52_explain_study3_before.png"/>
+                    <pic:cNvPicPr/>
+                  </pic:nvPicPr>
+                  <pic:blipFill>
+                    <a:blip r:embed="rId60"/>
+                    <a:stretch>
+                      <a:fillRect/>
+                    </a:stretch>
+                  </pic:blipFill>
+                  <pic:spPr>
+                    <a:xfrm>
+                      <a:off x="0" y="0"/>
+                      <a:ext cx="5623560" cy="3285942"/>
+                    </a:xfrm>
+                    <a:prstGeom prst="rect"/>
+                  </pic:spPr>
+                </pic:pic>
+              </a:graphicData>
+            </a:graphic>
+          </wp:inline>
+        </w:drawing>
+      </w:r>
+    </w:p>
+    <w:p>
+      <w:pPr>
+        <w:keepNext w:val="0"/>
+        <w:jc w:val="center"/>
+      </w:pPr>
+      <w:r>
+        <w:rPr>
+          <w:b w:val="0"/>
+        </w:rPr>
+        <w:t>Estudo 3 — antes do índice idx_sessao_sala_inicio.</w:t>
+      </w:r>
+    </w:p>
+    <w:p>
+      <w:pPr>
+        <w:keepNext/>
+        <w:jc w:val="center"/>
+      </w:pPr>
+      <w:r>
+        <w:rPr>
+          <w:b w:val="0"/>
+        </w:rPr>
+      </w:r>
+      <w:r>
+        <w:drawing>
+          <wp:inline xmlns:a="http://schemas.openxmlformats.org/drawingml/2006/main" xmlns:pic="http://schemas.openxmlformats.org/drawingml/2006/picture">
+            <wp:extent cx="5623560" cy="3285942"/>
+            <wp:docPr id="13" name="Picture 13"/>
+            <wp:cNvGraphicFramePr>
+              <a:graphicFrameLocks noChangeAspect="1"/>
+            </wp:cNvGraphicFramePr>
+            <a:graphic>
+              <a:graphicData uri="http://schemas.openxmlformats.org/drawingml/2006/picture">
+                <pic:pic>
+                  <pic:nvPicPr>
+                    <pic:cNvPr id="0" name="53_explain_study3_after.png"/>
+                    <pic:cNvPicPr/>
+                  </pic:nvPicPr>
+                  <pic:blipFill>
+                    <a:blip r:embed="rId61"/>
+                    <a:stretch>
+                      <a:fillRect/>
+                    </a:stretch>
+                  </pic:blipFill>
+                  <pic:spPr>
+                    <a:xfrm>
+                      <a:off x="0" y="0"/>
+                      <a:ext cx="5623560" cy="3285942"/>
+                    </a:xfrm>
+                    <a:prstGeom prst="rect"/>
+                  </pic:spPr>
+                </pic:pic>
+              </a:graphicData>
+            </a:graphic>
+          </wp:inline>
+        </w:drawing>
+      </w:r>
+    </w:p>
+    <w:p>
+      <w:pPr>
+        <w:keepNext w:val="0"/>
+        <w:jc w:val="center"/>
+      </w:pPr>
+      <w:r>
+        <w:rPr>
+          <w:b w:val="0"/>
+        </w:rPr>
+        <w:t>Estudo 3 — depois do índice idx_sessao_sala_inicio.</w:t>
+      </w:r>
+    </w:p>
+    <w:p>
+      <w:pPr>
+        <w:keepNext/>
+        <w:jc w:val="center"/>
+      </w:pPr>
+      <w:r>
+        <w:rPr>
+          <w:b w:val="0"/>
+        </w:rPr>
+      </w:r>
+      <w:r>
+        <w:drawing>
+          <wp:inline xmlns:a="http://schemas.openxmlformats.org/drawingml/2006/main" xmlns:pic="http://schemas.openxmlformats.org/drawingml/2006/picture">
+            <wp:extent cx="5623560" cy="3285942"/>
+            <wp:docPr id="14" name="Picture 14"/>
+            <wp:cNvGraphicFramePr>
+              <a:graphicFrameLocks noChangeAspect="1"/>
+            </wp:cNvGraphicFramePr>
+            <a:graphic>
+              <a:graphicData uri="http://schemas.openxmlformats.org/drawingml/2006/picture">
+                <pic:pic>
+                  <pic:nvPicPr>
+                    <pic:cNvPr id="0" name="56_workbench_indices_restaurados.png"/>
+                    <pic:cNvPicPr/>
+                  </pic:nvPicPr>
+                  <pic:blipFill>
+                    <a:blip r:embed="rId62"/>
+                    <a:stretch>
+                      <a:fillRect/>
+                    </a:stretch>
+                  </pic:blipFill>
+                  <pic:spPr>
+                    <a:xfrm>
+                      <a:off x="0" y="0"/>
+                      <a:ext cx="5623560" cy="3285942"/>
+                    </a:xfrm>
+                    <a:prstGeom prst="rect"/>
+                  </pic:spPr>
+                </pic:pic>
+              </a:graphicData>
+            </a:graphic>
+          </wp:inline>
+        </w:drawing>
+      </w:r>
+    </w:p>
+    <w:p>
+      <w:pPr>
+        <w:keepNext w:val="0"/>
+        <w:jc w:val="center"/>
+      </w:pPr>
+      <w:r>
+        <w:rPr>
+          <w:b w:val="0"/>
+        </w:rPr>
+        <w:t>Conferência final: os três índices do estudo estão presentes no schema.</w:t>
       </w:r>
     </w:p>
     <w:tbl>
@@ -6896,6 +7640,52 @@
           </w:tcPr>
           <w:p>
             <w:r>
+              <w:t>Grupo antes (plano)</w:t>
+            </w:r>
+          </w:p>
+        </w:tc>
+        <w:tc>
+          <w:tcPr>
+            <w:tcW w:type="dxa" w:w="1400"/>
+            <w:tcBorders>
+              <w:top w:val="single" w:color="B8C2D8" w:sz="4"/>
+              <w:left w:val="single" w:color="B8C2D8" w:sz="4"/>
+              <w:bottom w:val="single" w:color="B8C2D8" w:sz="4"/>
+              <w:right w:val="single" w:color="B8C2D8" w:sz="4"/>
+            </w:tcBorders>
+            <w:shd w:fill="27348B" w:color="auto" w:val="clear"/>
+            <w:tcMar>
+              <w:top w:type="dxa" w:w="60"/>
+              <w:left w:type="dxa" w:w="90"/>
+              <w:bottom w:type="dxa" w:w="60"/>
+              <w:right w:type="dxa" w:w="90"/>
+            </w:tcMar>
+          </w:tcPr>
+          <w:p>
+            <w:r>
+              <w:t>Grupo depois (plano)</w:t>
+            </w:r>
+          </w:p>
+        </w:tc>
+        <w:tc>
+          <w:tcPr>
+            <w:tcW w:type="dxa" w:w="1538"/>
+            <w:tcBorders>
+              <w:top w:val="single" w:color="B8C2D8" w:sz="4"/>
+              <w:left w:val="single" w:color="B8C2D8" w:sz="4"/>
+              <w:bottom w:val="single" w:color="B8C2D8" w:sz="4"/>
+              <w:right w:val="single" w:color="B8C2D8" w:sz="4"/>
+            </w:tcBorders>
+            <w:shd w:fill="27348B" w:color="auto" w:val="clear"/>
+            <w:tcMar>
+              <w:top w:type="dxa" w:w="60"/>
+              <w:left w:type="dxa" w:w="90"/>
+              <w:bottom w:type="dxa" w:w="60"/>
+              <w:right w:type="dxa" w:w="90"/>
+            </w:tcMar>
+          </w:tcPr>
+          <w:p>
+            <w:r>
               <w:rPr>
                 <w:rFonts w:ascii="Arial" w:cs="Arial" w:eastAsia="Arial" w:hAnsi="Arial"/>
                 <w:b/>
@@ -6904,68 +7694,6 @@
                 <w:sz w:val="18"/>
                 <w:szCs w:val="18"/>
               </w:rPr>
-              <w:t xml:space="preserve">Grupo antes (ms)</w:t>
-            </w:r>
-          </w:p>
-        </w:tc>
-        <w:tc>
-          <w:tcPr>
-            <w:tcW w:type="dxa" w:w="1400"/>
-            <w:tcBorders>
-              <w:top w:val="single" w:color="B8C2D8" w:sz="4"/>
-              <w:left w:val="single" w:color="B8C2D8" w:sz="4"/>
-              <w:bottom w:val="single" w:color="B8C2D8" w:sz="4"/>
-              <w:right w:val="single" w:color="B8C2D8" w:sz="4"/>
-            </w:tcBorders>
-            <w:shd w:fill="27348B" w:color="auto" w:val="clear"/>
-            <w:tcMar>
-              <w:top w:type="dxa" w:w="60"/>
-              <w:left w:type="dxa" w:w="90"/>
-              <w:bottom w:type="dxa" w:w="60"/>
-              <w:right w:type="dxa" w:w="90"/>
-            </w:tcMar>
-          </w:tcPr>
-          <w:p>
-            <w:r>
-              <w:rPr>
-                <w:rFonts w:ascii="Arial" w:cs="Arial" w:eastAsia="Arial" w:hAnsi="Arial"/>
-                <w:b/>
-                <w:bCs/>
-                <w:color w:val="FFFFFF"/>
-                <w:sz w:val="18"/>
-                <w:szCs w:val="18"/>
-              </w:rPr>
-              <w:t xml:space="preserve">Grupo depois (ms)</w:t>
-            </w:r>
-          </w:p>
-        </w:tc>
-        <w:tc>
-          <w:tcPr>
-            <w:tcW w:type="dxa" w:w="1538"/>
-            <w:tcBorders>
-              <w:top w:val="single" w:color="B8C2D8" w:sz="4"/>
-              <w:left w:val="single" w:color="B8C2D8" w:sz="4"/>
-              <w:bottom w:val="single" w:color="B8C2D8" w:sz="4"/>
-              <w:right w:val="single" w:color="B8C2D8" w:sz="4"/>
-            </w:tcBorders>
-            <w:shd w:fill="27348B" w:color="auto" w:val="clear"/>
-            <w:tcMar>
-              <w:top w:type="dxa" w:w="60"/>
-              <w:left w:type="dxa" w:w="90"/>
-              <w:bottom w:type="dxa" w:w="60"/>
-              <w:right w:type="dxa" w:w="90"/>
-            </w:tcMar>
-          </w:tcPr>
-          <w:p>
-            <w:r>
-              <w:rPr>
-                <w:rFonts w:ascii="Arial" w:cs="Arial" w:eastAsia="Arial" w:hAnsi="Arial"/>
-                <w:b/>
-                <w:bCs/>
-                <w:color w:val="FFFFFF"/>
-                <w:sz w:val="18"/>
-                <w:szCs w:val="18"/>
-              </w:rPr>
               <w:t xml:space="preserve">Volume (linhas)</w:t>
             </w:r>
           </w:p>
@@ -7077,14 +7805,7 @@
           </w:tcPr>
           <w:p>
             <w:r>
-              <w:rPr>
-                <w:rFonts w:ascii="Arial" w:cs="Arial" w:eastAsia="Arial" w:hAnsi="Arial"/>
-                <w:b w:val="false"/>
-                <w:bCs w:val="false"/>
-                <w:sz w:val="18"/>
-                <w:szCs w:val="18"/>
-              </w:rPr>
-              <w:t xml:space="preserve"/>
+              <w:t>Table scan + filtro</w:t>
             </w:r>
           </w:p>
         </w:tc>
@@ -7106,14 +7827,7 @@
           </w:tcPr>
           <w:p>
             <w:r>
-              <w:rPr>
-                <w:rFonts w:ascii="Arial" w:cs="Arial" w:eastAsia="Arial" w:hAnsi="Arial"/>
-                <w:b w:val="false"/>
-                <w:bCs w:val="false"/>
-                <w:sz w:val="18"/>
-                <w:szCs w:val="18"/>
-              </w:rPr>
-              <w:t xml:space="preserve"/>
+              <w:t>Covering index range scan</w:t>
             </w:r>
           </w:p>
         </w:tc>
@@ -7135,14 +7849,7 @@
           </w:tcPr>
           <w:p>
             <w:r>
-              <w:rPr>
-                <w:rFonts w:ascii="Arial" w:cs="Arial" w:eastAsia="Arial" w:hAnsi="Arial"/>
-                <w:b w:val="false"/>
-                <w:bCs w:val="false"/>
-                <w:sz w:val="18"/>
-                <w:szCs w:val="18"/>
-              </w:rPr>
-              <w:t xml:space="preserve">120.009</w:t>
+              <w:t>120.208</w:t>
             </w:r>
           </w:p>
         </w:tc>
@@ -7253,14 +7960,7 @@
           </w:tcPr>
           <w:p>
             <w:r>
-              <w:rPr>
-                <w:rFonts w:ascii="Arial" w:cs="Arial" w:eastAsia="Arial" w:hAnsi="Arial"/>
-                <w:b w:val="false"/>
-                <w:bCs w:val="false"/>
-                <w:sz w:val="18"/>
-                <w:szCs w:val="18"/>
-              </w:rPr>
-              <w:t xml:space="preserve"/>
+              <w:t>Table scan + filtro</w:t>
             </w:r>
           </w:p>
         </w:tc>
@@ -7282,14 +7982,7 @@
           </w:tcPr>
           <w:p>
             <w:r>
-              <w:rPr>
-                <w:rFonts w:ascii="Arial" w:cs="Arial" w:eastAsia="Arial" w:hAnsi="Arial"/>
-                <w:b w:val="false"/>
-                <w:bCs w:val="false"/>
-                <w:sz w:val="18"/>
-                <w:szCs w:val="18"/>
-              </w:rPr>
-              <w:t xml:space="preserve"/>
+              <w:t>Index range scan</w:t>
             </w:r>
           </w:p>
         </w:tc>
@@ -7311,14 +8004,7 @@
           </w:tcPr>
           <w:p>
             <w:r>
-              <w:rPr>
-                <w:rFonts w:ascii="Arial" w:cs="Arial" w:eastAsia="Arial" w:hAnsi="Arial"/>
-                <w:b w:val="false"/>
-                <w:bCs w:val="false"/>
-                <w:sz w:val="18"/>
-                <w:szCs w:val="18"/>
-              </w:rPr>
-              <w:t xml:space="preserve">50.009</w:t>
+              <w:t>50.089</w:t>
             </w:r>
           </w:p>
         </w:tc>
@@ -7429,14 +8115,7 @@
           </w:tcPr>
           <w:p>
             <w:r>
-              <w:rPr>
-                <w:rFonts w:ascii="Arial" w:cs="Arial" w:eastAsia="Arial" w:hAnsi="Arial"/>
-                <w:b w:val="false"/>
-                <w:bCs w:val="false"/>
-                <w:sz w:val="18"/>
-                <w:szCs w:val="18"/>
-              </w:rPr>
-              <w:t xml:space="preserve"/>
+              <w:t>FK lookup + filtro + Sort</w:t>
             </w:r>
           </w:p>
         </w:tc>
@@ -7458,14 +8137,7 @@
           </w:tcPr>
           <w:p>
             <w:r>
-              <w:rPr>
-                <w:rFonts w:ascii="Arial" w:cs="Arial" w:eastAsia="Arial" w:hAnsi="Arial"/>
-                <w:b w:val="false"/>
-                <w:bCs w:val="false"/>
-                <w:sz w:val="18"/>
-                <w:szCs w:val="18"/>
-              </w:rPr>
-              <w:t xml:space="preserve"/>
+              <w:t>Index range scan</w:t>
             </w:r>
           </w:p>
         </w:tc>
@@ -7487,14 +8159,7 @@
           </w:tcPr>
           <w:p>
             <w:r>
-              <w:rPr>
-                <w:rFonts w:ascii="Arial" w:cs="Arial" w:eastAsia="Arial" w:hAnsi="Arial"/>
-                <w:b w:val="false"/>
-                <w:bCs w:val="false"/>
-                <w:sz w:val="18"/>
-                <w:szCs w:val="18"/>
-              </w:rPr>
-              <w:t xml:space="preserve">6.002</w:t>
+              <w:t>6.100</w:t>
             </w:r>
           </w:p>
         </w:tc>
@@ -7514,12 +8179,7 @@
         <w:spacing w:after="130" w:before="60"/>
       </w:pPr>
       <w:r>
-        <w:rPr>
-          <w:rFonts w:ascii="Arial" w:cs="Arial" w:eastAsia="Arial" w:hAnsi="Arial"/>
-          <w:sz w:val="20"/>
-          <w:szCs w:val="20"/>
-        </w:rPr>
-        <w:t xml:space="preserve">“Ref.” são medições de referência obtidas em MySQL 8.0 com a mesma carga e os mesmos scripts do repositório (registradas em docs/evidencias/07_explain.txt). Elas indicam a ordem de grandeza esperada; os tempos mudam entre máquinas e execuções e devem ser substituídos pelos medidos pelo grupo.</w:t>
+        <w:t>“Ref.” são medições de referência obtidas anteriormente em MySQL 8.0 e mantidas apenas para comparação. As capturas desta execução mostram os planos reais do grupo; os campos de tempo do plano aparecem nas imagens. As colunas Grupo registram o acesso observado, sem atribuir ao grupo as medianas de referência.</w:t>
       </w:r>
     </w:p>
     <w:p>
